--- a/docs/DESIGN_PATTERNS.docx
+++ b/docs/DESIGN_PATTERNS.docx
@@ -25,7 +25,7 @@
           <w:b/>
           <w:sz w:val="26"/>
         </w:rPr>
-        <w:t xml:space="preserve">Backend QLBanHang — Module Sản phẩm, Kho hàng, Bán hàng</w:t>
+        <w:t xml:space="preserve">Backend QLBanHang — Phân tích 7 mẫu thiết kế đã áp dụng, kèm code minh hoạ</w:t>
       </w:r>
     </w:p>
     <w:p>
@@ -33,12 +33,12 @@
         <w:spacing w:after="240"/>
       </w:pPr>
       <w:r>
-        <w:t xml:space="preserve">Tài liệu này liệt kê các design pattern đã áp dụng thực tế trong lần triển khai backend cho 3 module lõi (Sản phẩm &amp; Danh mục, Kho hàng, Bán hàng) của hệ thống QLBanHang. Với mỗi mẫu: nêu rõ áp dụng cho chức năng nào, mô tả cách áp dụng, lý do chọn (lợi ích đạt được), và hạn chế gặp phải khi áp dụng.</w:t>
-      </w:r>
-    </w:p>
-    <w:p>
-      <w:pPr>
-        <w:spacing w:before="240" w:after="120"/>
+        <w:t xml:space="preserve">Tài liệu này liệt kê các design pattern đã áp dụng thực tế trong backend QLBanHang. Với mỗi mẫu: nêu rõ áp dụng cho chức năng nào, mô tả cách áp dụng kèm đoạn code thật trích từ source, lý do chọn (lợi ích đạt được), và hạn chế gặp phải khi áp dụng.</w:t>
+      </w:r>
+    </w:p>
+    <w:p>
+      <w:pPr>
+        <w:spacing w:before="280" w:after="80"/>
       </w:pPr>
       <w:r>
         <w:rPr>
@@ -57,10 +57,421 @@
         <w:rPr>
           <w:b/>
         </w:rPr>
+        <w:t xml:space="preserve">File: </w:t>
+      </w:r>
+      <w:r>
+        <w:rPr>
+          <w:rFonts w:ascii="Consolas" w:hAnsi="Consolas"/>
+          <w:sz w:val="18"/>
+        </w:rPr>
+        <w:t xml:space="preserve">app/Services/OrderService.php</w:t>
+      </w:r>
+    </w:p>
+    <w:p>
+      <w:pPr>
+        <w:ind w:left="240"/>
+        <w:spacing w:after="0"/>
+        <w:shd w:val="clear" w:fill="F2F2F2"/>
+      </w:pPr>
+      <w:r>
+        <w:rPr>
+          <w:rFonts w:ascii="Consolas" w:hAnsi="Consolas"/>
+          <w:sz w:val="18"/>
+        </w:rPr>
+        <w:t xml:space="preserve">class OrderService</w:t>
+      </w:r>
+    </w:p>
+    <w:p>
+      <w:pPr>
+        <w:ind w:left="240"/>
+        <w:spacing w:after="0"/>
+        <w:shd w:val="clear" w:fill="F2F2F2"/>
+      </w:pPr>
+      <w:r>
+        <w:rPr>
+          <w:rFonts w:ascii="Consolas" w:hAnsi="Consolas"/>
+          <w:sz w:val="18"/>
+        </w:rPr>
+        <w:t xml:space="preserve">{</w:t>
+      </w:r>
+    </w:p>
+    <w:p>
+      <w:pPr>
+        <w:ind w:left="240"/>
+        <w:spacing w:after="0"/>
+        <w:shd w:val="clear" w:fill="F2F2F2"/>
+      </w:pPr>
+      <w:r>
+        <w:rPr>
+          <w:rFonts w:ascii="Consolas" w:hAnsi="Consolas"/>
+          <w:sz w:val="18"/>
+        </w:rPr>
+        <w:t xml:space="preserve">    public function __construct(private readonly InventoryService $inventory) {}</w:t>
+      </w:r>
+    </w:p>
+    <w:p>
+      <w:pPr>
+        <w:ind w:left="240"/>
+        <w:spacing w:after="0"/>
+        <w:shd w:val="clear" w:fill="F2F2F2"/>
+      </w:pPr>
+      <w:r>
+        <w:rPr>
+          <w:rFonts w:ascii="Consolas" w:hAnsi="Consolas"/>
+          <w:sz w:val="18"/>
+        </w:rPr>
+        <w:t xml:space="preserve"> </w:t>
+      </w:r>
+    </w:p>
+    <w:p>
+      <w:pPr>
+        <w:ind w:left="240"/>
+        <w:spacing w:after="0"/>
+        <w:shd w:val="clear" w:fill="F2F2F2"/>
+      </w:pPr>
+      <w:r>
+        <w:rPr>
+          <w:rFonts w:ascii="Consolas" w:hAnsi="Consolas"/>
+          <w:sz w:val="18"/>
+        </w:rPr>
+        <w:t xml:space="preserve">    public function createOrder(array $data, User $actor): Order</w:t>
+      </w:r>
+    </w:p>
+    <w:p>
+      <w:pPr>
+        <w:ind w:left="240"/>
+        <w:spacing w:after="0"/>
+        <w:shd w:val="clear" w:fill="F2F2F2"/>
+      </w:pPr>
+      <w:r>
+        <w:rPr>
+          <w:rFonts w:ascii="Consolas" w:hAnsi="Consolas"/>
+          <w:sz w:val="18"/>
+        </w:rPr>
+        <w:t xml:space="preserve">    {</w:t>
+      </w:r>
+    </w:p>
+    <w:p>
+      <w:pPr>
+        <w:ind w:left="240"/>
+        <w:spacing w:after="0"/>
+        <w:shd w:val="clear" w:fill="F2F2F2"/>
+      </w:pPr>
+      <w:r>
+        <w:rPr>
+          <w:rFonts w:ascii="Consolas" w:hAnsi="Consolas"/>
+          <w:sz w:val="18"/>
+        </w:rPr>
+        <w:t xml:space="preserve">        for ($attempt = 1; $attempt &lt;= 3; $attempt++) {</w:t>
+      </w:r>
+    </w:p>
+    <w:p>
+      <w:pPr>
+        <w:ind w:left="240"/>
+        <w:spacing w:after="0"/>
+        <w:shd w:val="clear" w:fill="F2F2F2"/>
+      </w:pPr>
+      <w:r>
+        <w:rPr>
+          <w:rFonts w:ascii="Consolas" w:hAnsi="Consolas"/>
+          <w:sz w:val="18"/>
+        </w:rPr>
+        <w:t xml:space="preserve">            try {</w:t>
+      </w:r>
+    </w:p>
+    <w:p>
+      <w:pPr>
+        <w:ind w:left="240"/>
+        <w:spacing w:after="0"/>
+        <w:shd w:val="clear" w:fill="F2F2F2"/>
+      </w:pPr>
+      <w:r>
+        <w:rPr>
+          <w:rFonts w:ascii="Consolas" w:hAnsi="Consolas"/>
+          <w:sz w:val="18"/>
+        </w:rPr>
+        <w:t xml:space="preserve">                return DB::transaction(fn () =&gt; $this-&gt;doCreateOrder($data, $actor));</w:t>
+      </w:r>
+    </w:p>
+    <w:p>
+      <w:pPr>
+        <w:ind w:left="240"/>
+        <w:spacing w:after="0"/>
+        <w:shd w:val="clear" w:fill="F2F2F2"/>
+      </w:pPr>
+      <w:r>
+        <w:rPr>
+          <w:rFonts w:ascii="Consolas" w:hAnsi="Consolas"/>
+          <w:sz w:val="18"/>
+        </w:rPr>
+        <w:t xml:space="preserve">            } catch (QueryException $e) {</w:t>
+      </w:r>
+    </w:p>
+    <w:p>
+      <w:pPr>
+        <w:ind w:left="240"/>
+        <w:spacing w:after="0"/>
+        <w:shd w:val="clear" w:fill="F2F2F2"/>
+      </w:pPr>
+      <w:r>
+        <w:rPr>
+          <w:rFonts w:ascii="Consolas" w:hAnsi="Consolas"/>
+          <w:sz w:val="18"/>
+        </w:rPr>
+        <w:t xml:space="preserve">                if ($attempt === 3 || ! str_contains($e-&gt;getMessage(), 'orders_code_unique')) {</w:t>
+      </w:r>
+    </w:p>
+    <w:p>
+      <w:pPr>
+        <w:ind w:left="240"/>
+        <w:spacing w:after="0"/>
+        <w:shd w:val="clear" w:fill="F2F2F2"/>
+      </w:pPr>
+      <w:r>
+        <w:rPr>
+          <w:rFonts w:ascii="Consolas" w:hAnsi="Consolas"/>
+          <w:sz w:val="18"/>
+        </w:rPr>
+        <w:t xml:space="preserve">                    throw $e;</w:t>
+      </w:r>
+    </w:p>
+    <w:p>
+      <w:pPr>
+        <w:ind w:left="240"/>
+        <w:spacing w:after="0"/>
+        <w:shd w:val="clear" w:fill="F2F2F2"/>
+      </w:pPr>
+      <w:r>
+        <w:rPr>
+          <w:rFonts w:ascii="Consolas" w:hAnsi="Consolas"/>
+          <w:sz w:val="18"/>
+        </w:rPr>
+        <w:t xml:space="preserve">                }</w:t>
+      </w:r>
+    </w:p>
+    <w:p>
+      <w:pPr>
+        <w:ind w:left="240"/>
+        <w:spacing w:after="0"/>
+        <w:shd w:val="clear" w:fill="F2F2F2"/>
+      </w:pPr>
+      <w:r>
+        <w:rPr>
+          <w:rFonts w:ascii="Consolas" w:hAnsi="Consolas"/>
+          <w:sz w:val="18"/>
+        </w:rPr>
+        <w:t xml:space="preserve">            }</w:t>
+      </w:r>
+    </w:p>
+    <w:p>
+      <w:pPr>
+        <w:ind w:left="240"/>
+        <w:spacing w:after="0"/>
+        <w:shd w:val="clear" w:fill="F2F2F2"/>
+      </w:pPr>
+      <w:r>
+        <w:rPr>
+          <w:rFonts w:ascii="Consolas" w:hAnsi="Consolas"/>
+          <w:sz w:val="18"/>
+        </w:rPr>
+        <w:t xml:space="preserve">        }</w:t>
+      </w:r>
+    </w:p>
+    <w:p>
+      <w:pPr>
+        <w:ind w:left="240"/>
+        <w:spacing w:after="0"/>
+        <w:shd w:val="clear" w:fill="F2F2F2"/>
+      </w:pPr>
+      <w:r>
+        <w:rPr>
+          <w:rFonts w:ascii="Consolas" w:hAnsi="Consolas"/>
+          <w:sz w:val="18"/>
+        </w:rPr>
+        <w:t xml:space="preserve">    }</w:t>
+      </w:r>
+    </w:p>
+    <w:p>
+      <w:pPr>
+        <w:ind w:left="240"/>
+        <w:spacing w:after="0"/>
+        <w:shd w:val="clear" w:fill="F2F2F2"/>
+      </w:pPr>
+      <w:r>
+        <w:rPr>
+          <w:rFonts w:ascii="Consolas" w:hAnsi="Consolas"/>
+          <w:sz w:val="18"/>
+        </w:rPr>
+        <w:t xml:space="preserve"> </w:t>
+      </w:r>
+    </w:p>
+    <w:p>
+      <w:pPr>
+        <w:ind w:left="240"/>
+        <w:spacing w:after="0"/>
+        <w:shd w:val="clear" w:fill="F2F2F2"/>
+      </w:pPr>
+      <w:r>
+        <w:rPr>
+          <w:rFonts w:ascii="Consolas" w:hAnsi="Consolas"/>
+          <w:sz w:val="18"/>
+        </w:rPr>
+        <w:t xml:space="preserve">    public function changeStatus(Order $order, OrderStatus $to, ?string $note, User $actor): Order</w:t>
+      </w:r>
+    </w:p>
+    <w:p>
+      <w:pPr>
+        <w:ind w:left="240"/>
+        <w:spacing w:after="0"/>
+        <w:shd w:val="clear" w:fill="F2F2F2"/>
+      </w:pPr>
+      <w:r>
+        <w:rPr>
+          <w:rFonts w:ascii="Consolas" w:hAnsi="Consolas"/>
+          <w:sz w:val="18"/>
+        </w:rPr>
+        <w:t xml:space="preserve">    {</w:t>
+      </w:r>
+    </w:p>
+    <w:p>
+      <w:pPr>
+        <w:ind w:left="240"/>
+        <w:spacing w:after="0"/>
+        <w:shd w:val="clear" w:fill="F2F2F2"/>
+      </w:pPr>
+      <w:r>
+        <w:rPr>
+          <w:rFonts w:ascii="Consolas" w:hAnsi="Consolas"/>
+          <w:sz w:val="18"/>
+        </w:rPr>
+        <w:t xml:space="preserve">        $from = $order-&gt;status;</w:t>
+      </w:r>
+    </w:p>
+    <w:p>
+      <w:pPr>
+        <w:ind w:left="240"/>
+        <w:spacing w:after="0"/>
+        <w:shd w:val="clear" w:fill="F2F2F2"/>
+      </w:pPr>
+      <w:r>
+        <w:rPr>
+          <w:rFonts w:ascii="Consolas" w:hAnsi="Consolas"/>
+          <w:sz w:val="18"/>
+        </w:rPr>
+        <w:t xml:space="preserve">        if (! $from-&gt;canTransitionTo($to)) {</w:t>
+      </w:r>
+    </w:p>
+    <w:p>
+      <w:pPr>
+        <w:ind w:left="240"/>
+        <w:spacing w:after="0"/>
+        <w:shd w:val="clear" w:fill="F2F2F2"/>
+      </w:pPr>
+      <w:r>
+        <w:rPr>
+          <w:rFonts w:ascii="Consolas" w:hAnsi="Consolas"/>
+          <w:sz w:val="18"/>
+        </w:rPr>
+        <w:t xml:space="preserve">            throw ValidationException::withMessages([</w:t>
+      </w:r>
+    </w:p>
+    <w:p>
+      <w:pPr>
+        <w:ind w:left="240"/>
+        <w:spacing w:after="0"/>
+        <w:shd w:val="clear" w:fill="F2F2F2"/>
+      </w:pPr>
+      <w:r>
+        <w:rPr>
+          <w:rFonts w:ascii="Consolas" w:hAnsi="Consolas"/>
+          <w:sz w:val="18"/>
+        </w:rPr>
+        <w:t xml:space="preserve">                'status' =&gt; "Không thể chuyển đơn hàng từ trạng thái {$from-&gt;value} sang {$to-&gt;value}.",</w:t>
+      </w:r>
+    </w:p>
+    <w:p>
+      <w:pPr>
+        <w:ind w:left="240"/>
+        <w:spacing w:after="0"/>
+        <w:shd w:val="clear" w:fill="F2F2F2"/>
+      </w:pPr>
+      <w:r>
+        <w:rPr>
+          <w:rFonts w:ascii="Consolas" w:hAnsi="Consolas"/>
+          <w:sz w:val="18"/>
+        </w:rPr>
+        <w:t xml:space="preserve">            ]);</w:t>
+      </w:r>
+    </w:p>
+    <w:p>
+      <w:pPr>
+        <w:ind w:left="240"/>
+        <w:spacing w:after="0"/>
+        <w:shd w:val="clear" w:fill="F2F2F2"/>
+      </w:pPr>
+      <w:r>
+        <w:rPr>
+          <w:rFonts w:ascii="Consolas" w:hAnsi="Consolas"/>
+          <w:sz w:val="18"/>
+        </w:rPr>
+        <w:t xml:space="preserve">        }</w:t>
+      </w:r>
+    </w:p>
+    <w:p>
+      <w:pPr>
+        <w:ind w:left="240"/>
+        <w:spacing w:after="0"/>
+        <w:shd w:val="clear" w:fill="F2F2F2"/>
+      </w:pPr>
+      <w:r>
+        <w:rPr>
+          <w:rFonts w:ascii="Consolas" w:hAnsi="Consolas"/>
+          <w:sz w:val="18"/>
+        </w:rPr>
+        <w:t xml:space="preserve">        // ... ghi OrderStatusHistory, gọi $this-&gt;inventory-&gt;markSold() khi completed ...</w:t>
+      </w:r>
+    </w:p>
+    <w:p>
+      <w:pPr>
+        <w:ind w:left="240"/>
+        <w:spacing w:after="0"/>
+        <w:shd w:val="clear" w:fill="F2F2F2"/>
+      </w:pPr>
+      <w:r>
+        <w:rPr>
+          <w:rFonts w:ascii="Consolas" w:hAnsi="Consolas"/>
+          <w:sz w:val="18"/>
+        </w:rPr>
+        <w:t xml:space="preserve">    }</w:t>
+      </w:r>
+    </w:p>
+    <w:p>
+      <w:pPr>
+        <w:ind w:left="240"/>
+        <w:spacing w:after="160"/>
+        <w:shd w:val="clear" w:fill="F2F2F2"/>
+      </w:pPr>
+      <w:r>
+        <w:rPr>
+          <w:rFonts w:ascii="Consolas" w:hAnsi="Consolas"/>
+          <w:sz w:val="18"/>
+        </w:rPr>
+        <w:t xml:space="preserve">}</w:t>
+      </w:r>
+    </w:p>
+    <w:p>
+      <w:pPr>
+        <w:spacing w:after="120"/>
+        <w:ind w:left="240"/>
+      </w:pPr>
+      <w:r>
+        <w:rPr>
+          <w:b/>
+        </w:rPr>
         <w:t xml:space="preserve">Áp dụng cho: </w:t>
       </w:r>
       <w:r>
-        <w:t xml:space="preserve">Nghiệp vụ tạo/đổi trạng thái/hủy đơn hàng (App\Services\OrderService) và nghiệp vụ tồn kho (App\Services\InventoryService).</w:t>
+        <w:t xml:space="preserve">Nghiệp vụ tạo/đổi trạng thái/hủy đơn hàng (App\Services\OrderService.php) và nghiệp vụ tồn kho (App\Services\InventoryService.php).</w:t>
       </w:r>
     </w:p>
     <w:p>
@@ -75,7 +486,7 @@
         <w:t xml:space="preserve">Mô tả: </w:t>
       </w:r>
       <w:r>
-        <w:t xml:space="preserve">Logic nghiệp vụ (kiểm tra tồn kho, tính tổng tiền, ghi lịch sử trạng thái...) được tách khỏi Controller, đặt trong các class Service riêng ở app/Services. Controller chỉ nhận request, gọi Service, trả response.</w:t>
+        <w:t xml:space="preserve">Logic nghiệp vụ (kiểm tra tồn kho, tính tổng tiền, chuyển trạng thái, ghi lịch sử) được tách hoàn toàn khỏi Controller, đặt trong class Service riêng ở app/Services. Controller (OrderController) chỉ gọi $this-&gt;orders-&gt;createOrder(...) rồi trả response — không chứa logic nghiệp vụ.</w:t>
       </w:r>
     </w:p>
     <w:p>
@@ -90,7 +501,7 @@
         <w:t xml:space="preserve">Lý do chọn / Lợi ích: </w:t>
       </w:r>
       <w:r>
-        <w:t xml:space="preserve">Đơn hàng có state machine phức tạp (5 trạng thái, nhiều ràng buộc trừ/hoàn kho) nên tách riêng để Controller mỏng, dễ đọc; logic dùng lại được (InventoryService dùng chung cho cả OrderService và StockController); dễ viết Feature test độc lập với tầng HTTP.</w:t>
+        <w:t xml:space="preserve">Đơn hàng có state machine phức tạp (5 trạng thái, ràng buộc trừ/hoàn kho). Tách Service giúp: Controller mỏng, dễ đọc; logic dùng lại được (InventoryService dùng chung cho cả OrderService và StockController); dễ viết Feature test độc lập tầng HTTP (OrderStockTest gọi qua HTTP nhưng logic thật nằm ở Service, có thể unit-test riêng sau).</w:t>
       </w:r>
     </w:p>
     <w:p>
@@ -105,12 +516,12 @@
         <w:t xml:space="preserve">Hạn chế: </w:t>
       </w:r>
       <w:r>
-        <w:t xml:space="preserve">Thêm một lớp trung gian khiến số lượng file tăng lên. Với nghiệp vụ đơn giản (CRUD Category/Warehouse) áp dụng Service là dư thừa nên các Controller đó vẫn gọi trực tiếp Eloquent Model.</w:t>
-      </w:r>
-    </w:p>
-    <w:p>
-      <w:pPr>
-        <w:spacing w:before="240" w:after="120"/>
+        <w:t xml:space="preserve">Thêm một lớp trung gian khiến số lượng file tăng lên. Với nghiệp vụ đơn giản (CRUD Category/Warehouse) áp dụng Service là dư thừa nên các Controller đó vẫn gọi trực tiếp Eloquent Model, không qua Service.</w:t>
+      </w:r>
+    </w:p>
+    <w:p>
+      <w:pPr>
+        <w:spacing w:before="280" w:after="80"/>
       </w:pPr>
       <w:r>
         <w:rPr>
@@ -129,10 +540,295 @@
         <w:rPr>
           <w:b/>
         </w:rPr>
+        <w:t xml:space="preserve">File: </w:t>
+      </w:r>
+      <w:r>
+        <w:rPr>
+          <w:rFonts w:ascii="Consolas" w:hAnsi="Consolas"/>
+          <w:sz w:val="18"/>
+        </w:rPr>
+        <w:t xml:space="preserve">app/Services/Inventory/InventoryStrategy.php + BulkInventoryStrategy.php + SerializedInventoryStrategy.php</w:t>
+      </w:r>
+    </w:p>
+    <w:p>
+      <w:pPr>
+        <w:ind w:left="240"/>
+        <w:spacing w:after="0"/>
+        <w:shd w:val="clear" w:fill="F2F2F2"/>
+      </w:pPr>
+      <w:r>
+        <w:rPr>
+          <w:rFonts w:ascii="Consolas" w:hAnsi="Consolas"/>
+          <w:sz w:val="18"/>
+        </w:rPr>
+        <w:t xml:space="preserve">interface InventoryStrategy</w:t>
+      </w:r>
+    </w:p>
+    <w:p>
+      <w:pPr>
+        <w:ind w:left="240"/>
+        <w:spacing w:after="0"/>
+        <w:shd w:val="clear" w:fill="F2F2F2"/>
+      </w:pPr>
+      <w:r>
+        <w:rPr>
+          <w:rFonts w:ascii="Consolas" w:hAnsi="Consolas"/>
+          <w:sz w:val="18"/>
+        </w:rPr>
+        <w:t xml:space="preserve">{</w:t>
+      </w:r>
+    </w:p>
+    <w:p>
+      <w:pPr>
+        <w:ind w:left="240"/>
+        <w:spacing w:after="0"/>
+        <w:shd w:val="clear" w:fill="F2F2F2"/>
+      </w:pPr>
+      <w:r>
+        <w:rPr>
+          <w:rFonts w:ascii="Consolas" w:hAnsi="Consolas"/>
+          <w:sz w:val="18"/>
+        </w:rPr>
+        <w:t xml:space="preserve">    public function reserve(Product $product, Warehouse $warehouse, int $quantity, array $unitIds, array $context): ?int;</w:t>
+      </w:r>
+    </w:p>
+    <w:p>
+      <w:pPr>
+        <w:ind w:left="240"/>
+        <w:spacing w:after="0"/>
+        <w:shd w:val="clear" w:fill="F2F2F2"/>
+      </w:pPr>
+      <w:r>
+        <w:rPr>
+          <w:rFonts w:ascii="Consolas" w:hAnsi="Consolas"/>
+          <w:sz w:val="18"/>
+        </w:rPr>
+        <w:t xml:space="preserve">    public function restore(Product $product, Warehouse $warehouse, int $quantity, ?int $productUnitId, array $context): void;</w:t>
+      </w:r>
+    </w:p>
+    <w:p>
+      <w:pPr>
+        <w:ind w:left="240"/>
+        <w:spacing w:after="0"/>
+        <w:shd w:val="clear" w:fill="F2F2F2"/>
+      </w:pPr>
+      <w:r>
+        <w:rPr>
+          <w:rFonts w:ascii="Consolas" w:hAnsi="Consolas"/>
+          <w:sz w:val="18"/>
+        </w:rPr>
+        <w:t xml:space="preserve">    public function stockIn(Product $product, Warehouse $warehouse, int $quantity, array $imeiSerials, array $context): void;</w:t>
+      </w:r>
+    </w:p>
+    <w:p>
+      <w:pPr>
+        <w:ind w:left="240"/>
+        <w:spacing w:after="0"/>
+        <w:shd w:val="clear" w:fill="F2F2F2"/>
+      </w:pPr>
+      <w:r>
+        <w:rPr>
+          <w:rFonts w:ascii="Consolas" w:hAnsi="Consolas"/>
+          <w:sz w:val="18"/>
+        </w:rPr>
+        <w:t xml:space="preserve">    public function transfer(Product $product, Warehouse $from, Warehouse $to, int $quantity, array $unitIds, array $context): void;</w:t>
+      </w:r>
+    </w:p>
+    <w:p>
+      <w:pPr>
+        <w:ind w:left="240"/>
+        <w:spacing w:after="0"/>
+        <w:shd w:val="clear" w:fill="F2F2F2"/>
+      </w:pPr>
+      <w:r>
+        <w:rPr>
+          <w:rFonts w:ascii="Consolas" w:hAnsi="Consolas"/>
+          <w:sz w:val="18"/>
+        </w:rPr>
+        <w:t xml:space="preserve">    // ...</w:t>
+      </w:r>
+    </w:p>
+    <w:p>
+      <w:pPr>
+        <w:ind w:left="240"/>
+        <w:spacing w:after="0"/>
+        <w:shd w:val="clear" w:fill="F2F2F2"/>
+      </w:pPr>
+      <w:r>
+        <w:rPr>
+          <w:rFonts w:ascii="Consolas" w:hAnsi="Consolas"/>
+          <w:sz w:val="18"/>
+        </w:rPr>
+        <w:t xml:space="preserve">}</w:t>
+      </w:r>
+    </w:p>
+    <w:p>
+      <w:pPr>
+        <w:ind w:left="240"/>
+        <w:spacing w:after="0"/>
+        <w:shd w:val="clear" w:fill="F2F2F2"/>
+      </w:pPr>
+      <w:r>
+        <w:rPr>
+          <w:rFonts w:ascii="Consolas" w:hAnsi="Consolas"/>
+          <w:sz w:val="18"/>
+        </w:rPr>
+        <w:t xml:space="preserve"> </w:t>
+      </w:r>
+    </w:p>
+    <w:p>
+      <w:pPr>
+        <w:ind w:left="240"/>
+        <w:spacing w:after="0"/>
+        <w:shd w:val="clear" w:fill="F2F2F2"/>
+      </w:pPr>
+      <w:r>
+        <w:rPr>
+          <w:rFonts w:ascii="Consolas" w:hAnsi="Consolas"/>
+          <w:sz w:val="18"/>
+        </w:rPr>
+        <w:t xml:space="preserve">// InventoryService.php — chọn strategy tại runtime:</w:t>
+      </w:r>
+    </w:p>
+    <w:p>
+      <w:pPr>
+        <w:ind w:left="240"/>
+        <w:spacing w:after="0"/>
+        <w:shd w:val="clear" w:fill="F2F2F2"/>
+      </w:pPr>
+      <w:r>
+        <w:rPr>
+          <w:rFonts w:ascii="Consolas" w:hAnsi="Consolas"/>
+          <w:sz w:val="18"/>
+        </w:rPr>
+        <w:t xml:space="preserve">private function strategyFor(Product $product): InventoryStrategy</w:t>
+      </w:r>
+    </w:p>
+    <w:p>
+      <w:pPr>
+        <w:ind w:left="240"/>
+        <w:spacing w:after="0"/>
+        <w:shd w:val="clear" w:fill="F2F2F2"/>
+      </w:pPr>
+      <w:r>
+        <w:rPr>
+          <w:rFonts w:ascii="Consolas" w:hAnsi="Consolas"/>
+          <w:sz w:val="18"/>
+        </w:rPr>
+        <w:t xml:space="preserve">{</w:t>
+      </w:r>
+    </w:p>
+    <w:p>
+      <w:pPr>
+        <w:ind w:left="240"/>
+        <w:spacing w:after="0"/>
+        <w:shd w:val="clear" w:fill="F2F2F2"/>
+      </w:pPr>
+      <w:r>
+        <w:rPr>
+          <w:rFonts w:ascii="Consolas" w:hAnsi="Consolas"/>
+          <w:sz w:val="18"/>
+        </w:rPr>
+        <w:t xml:space="preserve">    return $product-&gt;is_serialized ? $this-&gt;serializedStrategy : $this-&gt;bulkStrategy;</w:t>
+      </w:r>
+    </w:p>
+    <w:p>
+      <w:pPr>
+        <w:ind w:left="240"/>
+        <w:spacing w:after="0"/>
+        <w:shd w:val="clear" w:fill="F2F2F2"/>
+      </w:pPr>
+      <w:r>
+        <w:rPr>
+          <w:rFonts w:ascii="Consolas" w:hAnsi="Consolas"/>
+          <w:sz w:val="18"/>
+        </w:rPr>
+        <w:t xml:space="preserve">}</w:t>
+      </w:r>
+    </w:p>
+    <w:p>
+      <w:pPr>
+        <w:ind w:left="240"/>
+        <w:spacing w:after="0"/>
+        <w:shd w:val="clear" w:fill="F2F2F2"/>
+      </w:pPr>
+      <w:r>
+        <w:rPr>
+          <w:rFonts w:ascii="Consolas" w:hAnsi="Consolas"/>
+          <w:sz w:val="18"/>
+        </w:rPr>
+        <w:t xml:space="preserve"> </w:t>
+      </w:r>
+    </w:p>
+    <w:p>
+      <w:pPr>
+        <w:ind w:left="240"/>
+        <w:spacing w:after="0"/>
+        <w:shd w:val="clear" w:fill="F2F2F2"/>
+      </w:pPr>
+      <w:r>
+        <w:rPr>
+          <w:rFonts w:ascii="Consolas" w:hAnsi="Consolas"/>
+          <w:sz w:val="18"/>
+        </w:rPr>
+        <w:t xml:space="preserve">public function reserveForOrderItem(Product $product, Warehouse $warehouse, int $quantity, array $unitIds, array $context): ?int</w:t>
+      </w:r>
+    </w:p>
+    <w:p>
+      <w:pPr>
+        <w:ind w:left="240"/>
+        <w:spacing w:after="0"/>
+        <w:shd w:val="clear" w:fill="F2F2F2"/>
+      </w:pPr>
+      <w:r>
+        <w:rPr>
+          <w:rFonts w:ascii="Consolas" w:hAnsi="Consolas"/>
+          <w:sz w:val="18"/>
+        </w:rPr>
+        <w:t xml:space="preserve">{</w:t>
+      </w:r>
+    </w:p>
+    <w:p>
+      <w:pPr>
+        <w:ind w:left="240"/>
+        <w:spacing w:after="0"/>
+        <w:shd w:val="clear" w:fill="F2F2F2"/>
+      </w:pPr>
+      <w:r>
+        <w:rPr>
+          <w:rFonts w:ascii="Consolas" w:hAnsi="Consolas"/>
+          <w:sz w:val="18"/>
+        </w:rPr>
+        <w:t xml:space="preserve">    return $this-&gt;strategyFor($product)-&gt;reserve($product, $warehouse, $quantity, $unitIds, $context);</w:t>
+      </w:r>
+    </w:p>
+    <w:p>
+      <w:pPr>
+        <w:ind w:left="240"/>
+        <w:spacing w:after="160"/>
+        <w:shd w:val="clear" w:fill="F2F2F2"/>
+      </w:pPr>
+      <w:r>
+        <w:rPr>
+          <w:rFonts w:ascii="Consolas" w:hAnsi="Consolas"/>
+          <w:sz w:val="18"/>
+        </w:rPr>
+        <w:t xml:space="preserve">}</w:t>
+      </w:r>
+    </w:p>
+    <w:p>
+      <w:pPr>
+        <w:spacing w:after="120"/>
+        <w:ind w:left="240"/>
+      </w:pPr>
+      <w:r>
+        <w:rPr>
+          <w:b/>
+        </w:rPr>
         <w:t xml:space="preserve">Áp dụng cho: </w:t>
       </w:r>
       <w:r>
-        <w:t xml:space="preserve">Xử lý tồn kho khác nhau giữa sản phẩm bán theo số lượng (is_serialized=false) và theo serial/IMEI (is_serialized=true) — app/Services/Inventory/InventoryStrategy.php, BulkInventoryStrategy.php, SerializedInventoryStrategy.php.</w:t>
+        <w:t xml:space="preserve">Xử lý tồn kho khác nhau giữa sản phẩm bán theo số lượng (BulkInventoryStrategy, dùng bảng product_stock) và theo serial/IMEI (SerializedInventoryStrategy, dùng bảng product_units).</w:t>
       </w:r>
     </w:p>
     <w:p>
@@ -147,7 +843,7 @@
         <w:t xml:space="preserve">Mô tả: </w:t>
       </w:r>
       <w:r>
-        <w:t xml:space="preserve">Định nghĩa interface InventoryStrategy với các method reserve/restore/markSold/stockIn/adjust/transfer. Hai class BulkInventoryStrategy (bảng product_stock) và SerializedInventoryStrategy (bảng product_units) cùng implement interface này. InventoryService chọn strategy phù hợp tại runtime dựa theo Product::is_serialized rồi gọi qua interface, không cần biết chi tiết khác nhau bên trong.</w:t>
+        <w:t xml:space="preserve">InventoryStrategy là interface chung. Hai class implement cùng interface này với thuật toán khác nhau hoàn toàn. InventoryService không biết chi tiết bên trong, chỉ gọi strategyFor($product) để chọn đúng implementation rồi ủy quyền (delegate) toàn bộ lời gọi qua interface.</w:t>
       </w:r>
     </w:p>
     <w:p>
@@ -162,7 +858,7 @@
         <w:t xml:space="preserve">Lý do chọn / Lợi ích: </w:t>
       </w:r>
       <w:r>
-        <w:t xml:space="preserve">Đây là hai thuật toán thực sự khác nhau cho cùng một hành vi (trừ/hoàn/nhập/điều chỉnh/chuyển kho). Strategy giúp OrderService và StockController gọi một API duy nhất mà không phải rải if/else khắp nơi; dễ mở rộng nếu sau này có thêm cách quản lý kho khác (theo lô, hạn sử dụng...) chỉ cần thêm một class strategy mới, không sửa code cũ (tuân thủ Open/Closed Principle).</w:t>
+        <w:t xml:space="preserve">Đây là 2 thuật toán thực sự khác nhau cho cùng một hành vi (trừ/hoàn/nhập/điều chỉnh/chuyển kho). Strategy giúp OrderService và StockController gọi một API duy nhất mà không phải rải if ($product-&gt;is_serialized) khắp nơi; dễ mở rộng nếu sau này có thêm cách quản lý kho khác (theo lô, hạn sử dụng...) chỉ cần thêm 1 class strategy mới, không sửa code cũ (Open/Closed Principle).</w:t>
       </w:r>
     </w:p>
     <w:p>
@@ -182,7 +878,7 @@
     </w:p>
     <w:p>
       <w:pPr>
-        <w:spacing w:before="240" w:after="120"/>
+        <w:spacing w:before="280" w:after="80"/>
       </w:pPr>
       <w:r>
         <w:rPr>
@@ -201,10 +897,421 @@
         <w:rPr>
           <w:b/>
         </w:rPr>
+        <w:t xml:space="preserve">File: </w:t>
+      </w:r>
+      <w:r>
+        <w:rPr>
+          <w:rFonts w:ascii="Consolas" w:hAnsi="Consolas"/>
+          <w:sz w:val="18"/>
+        </w:rPr>
+        <w:t xml:space="preserve">app/Enums/OrderStatus.php</w:t>
+      </w:r>
+    </w:p>
+    <w:p>
+      <w:pPr>
+        <w:ind w:left="240"/>
+        <w:spacing w:after="0"/>
+        <w:shd w:val="clear" w:fill="F2F2F2"/>
+      </w:pPr>
+      <w:r>
+        <w:rPr>
+          <w:rFonts w:ascii="Consolas" w:hAnsi="Consolas"/>
+          <w:sz w:val="18"/>
+        </w:rPr>
+        <w:t xml:space="preserve">enum OrderStatus: string</w:t>
+      </w:r>
+    </w:p>
+    <w:p>
+      <w:pPr>
+        <w:ind w:left="240"/>
+        <w:spacing w:after="0"/>
+        <w:shd w:val="clear" w:fill="F2F2F2"/>
+      </w:pPr>
+      <w:r>
+        <w:rPr>
+          <w:rFonts w:ascii="Consolas" w:hAnsi="Consolas"/>
+          <w:sz w:val="18"/>
+        </w:rPr>
+        <w:t xml:space="preserve">{</w:t>
+      </w:r>
+    </w:p>
+    <w:p>
+      <w:pPr>
+        <w:ind w:left="240"/>
+        <w:spacing w:after="0"/>
+        <w:shd w:val="clear" w:fill="F2F2F2"/>
+      </w:pPr>
+      <w:r>
+        <w:rPr>
+          <w:rFonts w:ascii="Consolas" w:hAnsi="Consolas"/>
+          <w:sz w:val="18"/>
+        </w:rPr>
+        <w:t xml:space="preserve">    case Pending = 'pending';</w:t>
+      </w:r>
+    </w:p>
+    <w:p>
+      <w:pPr>
+        <w:ind w:left="240"/>
+        <w:spacing w:after="0"/>
+        <w:shd w:val="clear" w:fill="F2F2F2"/>
+      </w:pPr>
+      <w:r>
+        <w:rPr>
+          <w:rFonts w:ascii="Consolas" w:hAnsi="Consolas"/>
+          <w:sz w:val="18"/>
+        </w:rPr>
+        <w:t xml:space="preserve">    case Confirmed = 'confirmed';</w:t>
+      </w:r>
+    </w:p>
+    <w:p>
+      <w:pPr>
+        <w:ind w:left="240"/>
+        <w:spacing w:after="0"/>
+        <w:shd w:val="clear" w:fill="F2F2F2"/>
+      </w:pPr>
+      <w:r>
+        <w:rPr>
+          <w:rFonts w:ascii="Consolas" w:hAnsi="Consolas"/>
+          <w:sz w:val="18"/>
+        </w:rPr>
+        <w:t xml:space="preserve">    case Delivering = 'delivering';</w:t>
+      </w:r>
+    </w:p>
+    <w:p>
+      <w:pPr>
+        <w:ind w:left="240"/>
+        <w:spacing w:after="0"/>
+        <w:shd w:val="clear" w:fill="F2F2F2"/>
+      </w:pPr>
+      <w:r>
+        <w:rPr>
+          <w:rFonts w:ascii="Consolas" w:hAnsi="Consolas"/>
+          <w:sz w:val="18"/>
+        </w:rPr>
+        <w:t xml:space="preserve">    case Completed = 'completed';</w:t>
+      </w:r>
+    </w:p>
+    <w:p>
+      <w:pPr>
+        <w:ind w:left="240"/>
+        <w:spacing w:after="0"/>
+        <w:shd w:val="clear" w:fill="F2F2F2"/>
+      </w:pPr>
+      <w:r>
+        <w:rPr>
+          <w:rFonts w:ascii="Consolas" w:hAnsi="Consolas"/>
+          <w:sz w:val="18"/>
+        </w:rPr>
+        <w:t xml:space="preserve">    case Cancelled = 'cancelled';</w:t>
+      </w:r>
+    </w:p>
+    <w:p>
+      <w:pPr>
+        <w:ind w:left="240"/>
+        <w:spacing w:after="0"/>
+        <w:shd w:val="clear" w:fill="F2F2F2"/>
+      </w:pPr>
+      <w:r>
+        <w:rPr>
+          <w:rFonts w:ascii="Consolas" w:hAnsi="Consolas"/>
+          <w:sz w:val="18"/>
+        </w:rPr>
+        <w:t xml:space="preserve"> </w:t>
+      </w:r>
+    </w:p>
+    <w:p>
+      <w:pPr>
+        <w:ind w:left="240"/>
+        <w:spacing w:after="0"/>
+        <w:shd w:val="clear" w:fill="F2F2F2"/>
+      </w:pPr>
+      <w:r>
+        <w:rPr>
+          <w:rFonts w:ascii="Consolas" w:hAnsi="Consolas"/>
+          <w:sz w:val="18"/>
+        </w:rPr>
+        <w:t xml:space="preserve">    public function nextAllowed(): ?self</w:t>
+      </w:r>
+    </w:p>
+    <w:p>
+      <w:pPr>
+        <w:ind w:left="240"/>
+        <w:spacing w:after="0"/>
+        <w:shd w:val="clear" w:fill="F2F2F2"/>
+      </w:pPr>
+      <w:r>
+        <w:rPr>
+          <w:rFonts w:ascii="Consolas" w:hAnsi="Consolas"/>
+          <w:sz w:val="18"/>
+        </w:rPr>
+        <w:t xml:space="preserve">    {</w:t>
+      </w:r>
+    </w:p>
+    <w:p>
+      <w:pPr>
+        <w:ind w:left="240"/>
+        <w:spacing w:after="0"/>
+        <w:shd w:val="clear" w:fill="F2F2F2"/>
+      </w:pPr>
+      <w:r>
+        <w:rPr>
+          <w:rFonts w:ascii="Consolas" w:hAnsi="Consolas"/>
+          <w:sz w:val="18"/>
+        </w:rPr>
+        <w:t xml:space="preserve">        return match ($this) {</w:t>
+      </w:r>
+    </w:p>
+    <w:p>
+      <w:pPr>
+        <w:ind w:left="240"/>
+        <w:spacing w:after="0"/>
+        <w:shd w:val="clear" w:fill="F2F2F2"/>
+      </w:pPr>
+      <w:r>
+        <w:rPr>
+          <w:rFonts w:ascii="Consolas" w:hAnsi="Consolas"/>
+          <w:sz w:val="18"/>
+        </w:rPr>
+        <w:t xml:space="preserve">            self::Pending =&gt; self::Confirmed,</w:t>
+      </w:r>
+    </w:p>
+    <w:p>
+      <w:pPr>
+        <w:ind w:left="240"/>
+        <w:spacing w:after="0"/>
+        <w:shd w:val="clear" w:fill="F2F2F2"/>
+      </w:pPr>
+      <w:r>
+        <w:rPr>
+          <w:rFonts w:ascii="Consolas" w:hAnsi="Consolas"/>
+          <w:sz w:val="18"/>
+        </w:rPr>
+        <w:t xml:space="preserve">            self::Confirmed =&gt; self::Delivering,</w:t>
+      </w:r>
+    </w:p>
+    <w:p>
+      <w:pPr>
+        <w:ind w:left="240"/>
+        <w:spacing w:after="0"/>
+        <w:shd w:val="clear" w:fill="F2F2F2"/>
+      </w:pPr>
+      <w:r>
+        <w:rPr>
+          <w:rFonts w:ascii="Consolas" w:hAnsi="Consolas"/>
+          <w:sz w:val="18"/>
+        </w:rPr>
+        <w:t xml:space="preserve">            self::Delivering =&gt; self::Completed,</w:t>
+      </w:r>
+    </w:p>
+    <w:p>
+      <w:pPr>
+        <w:ind w:left="240"/>
+        <w:spacing w:after="0"/>
+        <w:shd w:val="clear" w:fill="F2F2F2"/>
+      </w:pPr>
+      <w:r>
+        <w:rPr>
+          <w:rFonts w:ascii="Consolas" w:hAnsi="Consolas"/>
+          <w:sz w:val="18"/>
+        </w:rPr>
+        <w:t xml:space="preserve">            self::Completed, self::Cancelled =&gt; null,</w:t>
+      </w:r>
+    </w:p>
+    <w:p>
+      <w:pPr>
+        <w:ind w:left="240"/>
+        <w:spacing w:after="0"/>
+        <w:shd w:val="clear" w:fill="F2F2F2"/>
+      </w:pPr>
+      <w:r>
+        <w:rPr>
+          <w:rFonts w:ascii="Consolas" w:hAnsi="Consolas"/>
+          <w:sz w:val="18"/>
+        </w:rPr>
+        <w:t xml:space="preserve">        };</w:t>
+      </w:r>
+    </w:p>
+    <w:p>
+      <w:pPr>
+        <w:ind w:left="240"/>
+        <w:spacing w:after="0"/>
+        <w:shd w:val="clear" w:fill="F2F2F2"/>
+      </w:pPr>
+      <w:r>
+        <w:rPr>
+          <w:rFonts w:ascii="Consolas" w:hAnsi="Consolas"/>
+          <w:sz w:val="18"/>
+        </w:rPr>
+        <w:t xml:space="preserve">    }</w:t>
+      </w:r>
+    </w:p>
+    <w:p>
+      <w:pPr>
+        <w:ind w:left="240"/>
+        <w:spacing w:after="0"/>
+        <w:shd w:val="clear" w:fill="F2F2F2"/>
+      </w:pPr>
+      <w:r>
+        <w:rPr>
+          <w:rFonts w:ascii="Consolas" w:hAnsi="Consolas"/>
+          <w:sz w:val="18"/>
+        </w:rPr>
+        <w:t xml:space="preserve"> </w:t>
+      </w:r>
+    </w:p>
+    <w:p>
+      <w:pPr>
+        <w:ind w:left="240"/>
+        <w:spacing w:after="0"/>
+        <w:shd w:val="clear" w:fill="F2F2F2"/>
+      </w:pPr>
+      <w:r>
+        <w:rPr>
+          <w:rFonts w:ascii="Consolas" w:hAnsi="Consolas"/>
+          <w:sz w:val="18"/>
+        </w:rPr>
+        <w:t xml:space="preserve">    public function canTransitionTo(self $to): bool</w:t>
+      </w:r>
+    </w:p>
+    <w:p>
+      <w:pPr>
+        <w:ind w:left="240"/>
+        <w:spacing w:after="0"/>
+        <w:shd w:val="clear" w:fill="F2F2F2"/>
+      </w:pPr>
+      <w:r>
+        <w:rPr>
+          <w:rFonts w:ascii="Consolas" w:hAnsi="Consolas"/>
+          <w:sz w:val="18"/>
+        </w:rPr>
+        <w:t xml:space="preserve">    {</w:t>
+      </w:r>
+    </w:p>
+    <w:p>
+      <w:pPr>
+        <w:ind w:left="240"/>
+        <w:spacing w:after="0"/>
+        <w:shd w:val="clear" w:fill="F2F2F2"/>
+      </w:pPr>
+      <w:r>
+        <w:rPr>
+          <w:rFonts w:ascii="Consolas" w:hAnsi="Consolas"/>
+          <w:sz w:val="18"/>
+        </w:rPr>
+        <w:t xml:space="preserve">        return $this-&gt;nextAllowed() === $to;</w:t>
+      </w:r>
+    </w:p>
+    <w:p>
+      <w:pPr>
+        <w:ind w:left="240"/>
+        <w:spacing w:after="0"/>
+        <w:shd w:val="clear" w:fill="F2F2F2"/>
+      </w:pPr>
+      <w:r>
+        <w:rPr>
+          <w:rFonts w:ascii="Consolas" w:hAnsi="Consolas"/>
+          <w:sz w:val="18"/>
+        </w:rPr>
+        <w:t xml:space="preserve">    }</w:t>
+      </w:r>
+    </w:p>
+    <w:p>
+      <w:pPr>
+        <w:ind w:left="240"/>
+        <w:spacing w:after="0"/>
+        <w:shd w:val="clear" w:fill="F2F2F2"/>
+      </w:pPr>
+      <w:r>
+        <w:rPr>
+          <w:rFonts w:ascii="Consolas" w:hAnsi="Consolas"/>
+          <w:sz w:val="18"/>
+        </w:rPr>
+        <w:t xml:space="preserve"> </w:t>
+      </w:r>
+    </w:p>
+    <w:p>
+      <w:pPr>
+        <w:ind w:left="240"/>
+        <w:spacing w:after="0"/>
+        <w:shd w:val="clear" w:fill="F2F2F2"/>
+      </w:pPr>
+      <w:r>
+        <w:rPr>
+          <w:rFonts w:ascii="Consolas" w:hAnsi="Consolas"/>
+          <w:sz w:val="18"/>
+        </w:rPr>
+        <w:t xml:space="preserve">    public function isCancellable(): bool</w:t>
+      </w:r>
+    </w:p>
+    <w:p>
+      <w:pPr>
+        <w:ind w:left="240"/>
+        <w:spacing w:after="0"/>
+        <w:shd w:val="clear" w:fill="F2F2F2"/>
+      </w:pPr>
+      <w:r>
+        <w:rPr>
+          <w:rFonts w:ascii="Consolas" w:hAnsi="Consolas"/>
+          <w:sz w:val="18"/>
+        </w:rPr>
+        <w:t xml:space="preserve">    {</w:t>
+      </w:r>
+    </w:p>
+    <w:p>
+      <w:pPr>
+        <w:ind w:left="240"/>
+        <w:spacing w:after="0"/>
+        <w:shd w:val="clear" w:fill="F2F2F2"/>
+      </w:pPr>
+      <w:r>
+        <w:rPr>
+          <w:rFonts w:ascii="Consolas" w:hAnsi="Consolas"/>
+          <w:sz w:val="18"/>
+        </w:rPr>
+        <w:t xml:space="preserve">        return in_array($this, [self::Pending, self::Confirmed, self::Delivering], true);</w:t>
+      </w:r>
+    </w:p>
+    <w:p>
+      <w:pPr>
+        <w:ind w:left="240"/>
+        <w:spacing w:after="0"/>
+        <w:shd w:val="clear" w:fill="F2F2F2"/>
+      </w:pPr>
+      <w:r>
+        <w:rPr>
+          <w:rFonts w:ascii="Consolas" w:hAnsi="Consolas"/>
+          <w:sz w:val="18"/>
+        </w:rPr>
+        <w:t xml:space="preserve">    }</w:t>
+      </w:r>
+    </w:p>
+    <w:p>
+      <w:pPr>
+        <w:ind w:left="240"/>
+        <w:spacing w:after="160"/>
+        <w:shd w:val="clear" w:fill="F2F2F2"/>
+      </w:pPr>
+      <w:r>
+        <w:rPr>
+          <w:rFonts w:ascii="Consolas" w:hAnsi="Consolas"/>
+          <w:sz w:val="18"/>
+        </w:rPr>
+        <w:t xml:space="preserve">}</w:t>
+      </w:r>
+    </w:p>
+    <w:p>
+      <w:pPr>
+        <w:spacing w:after="120"/>
+        <w:ind w:left="240"/>
+      </w:pPr>
+      <w:r>
+        <w:rPr>
+          <w:b/>
+        </w:rPr>
         <w:t xml:space="preserve">Áp dụng cho: </w:t>
       </w:r>
       <w:r>
-        <w:t xml:space="preserve">Vòng đời trạng thái đơn hàng — App\Enums\OrderStatus (pending → confirmed → delivering → completed, hoặc → cancelled).</w:t>
+        <w:t xml:space="preserve">Vòng đời trạng thái đơn hàng: pending → confirmed → delivering → completed, hoặc → cancelled.</w:t>
       </w:r>
     </w:p>
     <w:p>
@@ -219,7 +1326,7 @@
         <w:t xml:space="preserve">Mô tả: </w:t>
       </w:r>
       <w:r>
-        <w:t xml:space="preserve">Enum OrderStatus (PHP backed enum) khai báo method nextAllowed() và canTransitionTo()/isCancellable() ngay trên enum để tự mô tả các bước chuyển hợp lệ, thay vì rải các câu so sánh chuỗi trạng thái ở nhiều nơi. OrderService::changeStatus()/cancel() chỉ gọi $order-&gt;status-&gt;canTransitionTo($to) để kiểm tra.</w:t>
+        <w:t xml:space="preserve">Enum OrderStatus (PHP backed enum) khai báo method nextAllowed()/canTransitionTo()/isCancellable() ngay trên enum để tự mô tả các bước chuyển hợp lệ, thay vì rải các câu so sánh chuỗi trạng thái ở nhiều nơi. OrderService::changeStatus()/cancel() chỉ gọi $order-&gt;status-&gt;canTransitionTo($to) hoặc -&gt;isCancellable() để kiểm tra — không có class State riêng cho từng trạng thái, nhưng cùng ý tưởng: hành vi chuyển trạng thái gắn liền với chính trạng thái đó.</w:t>
       </w:r>
     </w:p>
     <w:p>
@@ -234,7 +1341,7 @@
         <w:t xml:space="preserve">Lý do chọn / Lợi ích: </w:t>
       </w:r>
       <w:r>
-        <w:t xml:space="preserve">Tránh lỗi chính tả khi so sánh chuỗi trạng thái; tập trung toàn bộ "luật chuyển trạng thái" tại một nơi duy nhất nên khi cần đổi luồng nghiệp vụ chỉ sửa một chỗ; type-safe (PHP báo lỗi ngay khi gán giá trị không thuộc enum).</w:t>
+        <w:t xml:space="preserve">Tránh lỗi chính tả khi so sánh chuỗi trạng thái ("comfirmed" vs "confirmed"...); tập trung toàn bộ "luật chuyển trạng thái" tại một nơi duy nhất nên khi cần đổi luồng nghiệp vụ chỉ sửa một chỗ; type-safe (PHP báo lỗi ngay khi gán giá trị không thuộc enum, khác với dùng string thường).</w:t>
       </w:r>
     </w:p>
     <w:p>
@@ -249,12 +1356,12 @@
         <w:t xml:space="preserve">Hạn chế: </w:t>
       </w:r>
       <w:r>
-        <w:t xml:space="preserve">Đây là bản rút gọn của State Pattern kinh điển (không có class riêng cho từng trạng thái với hành vi override). Nếu mỗi trạng thái cần nhiều hành vi riêng biệt phức tạp, enum sẽ trở nên chật chội và nên tách thành các class State thực sự.</w:t>
-      </w:r>
-    </w:p>
-    <w:p>
-      <w:pPr>
-        <w:spacing w:before="240" w:after="120"/>
+        <w:t xml:space="preserve">Đây là bản rút gọn của State Pattern kinh điển (không có class riêng cho từng trạng thái với hành vi override phức tạp). Nếu mỗi trạng thái cần nhiều hành vi riêng biệt phức tạp hơn (side-effect khác nhau, không chỉ chuyển tiếp), enum sẽ trở nên chật chội và nên tách thành các class State thực sự.</w:t>
+      </w:r>
+    </w:p>
+    <w:p>
+      <w:pPr>
+        <w:spacing w:before="280" w:after="80"/>
       </w:pPr>
       <w:r>
         <w:rPr>
@@ -273,10 +1380,211 @@
         <w:rPr>
           <w:b/>
         </w:rPr>
+        <w:t xml:space="preserve">File: </w:t>
+      </w:r>
+      <w:r>
+        <w:rPr>
+          <w:rFonts w:ascii="Consolas" w:hAnsi="Consolas"/>
+          <w:sz w:val="18"/>
+        </w:rPr>
+        <w:t xml:space="preserve">app/Http/Controllers/Api/ProductController.php</w:t>
+      </w:r>
+    </w:p>
+    <w:p>
+      <w:pPr>
+        <w:ind w:left="240"/>
+        <w:spacing w:after="0"/>
+        <w:shd w:val="clear" w:fill="F2F2F2"/>
+      </w:pPr>
+      <w:r>
+        <w:rPr>
+          <w:rFonts w:ascii="Consolas" w:hAnsi="Consolas"/>
+          <w:sz w:val="18"/>
+        </w:rPr>
+        <w:t xml:space="preserve">class ProductController extends Controller implements HasMiddleware</w:t>
+      </w:r>
+    </w:p>
+    <w:p>
+      <w:pPr>
+        <w:ind w:left="240"/>
+        <w:spacing w:after="0"/>
+        <w:shd w:val="clear" w:fill="F2F2F2"/>
+      </w:pPr>
+      <w:r>
+        <w:rPr>
+          <w:rFonts w:ascii="Consolas" w:hAnsi="Consolas"/>
+          <w:sz w:val="18"/>
+        </w:rPr>
+        <w:t xml:space="preserve">{</w:t>
+      </w:r>
+    </w:p>
+    <w:p>
+      <w:pPr>
+        <w:ind w:left="240"/>
+        <w:spacing w:after="0"/>
+        <w:shd w:val="clear" w:fill="F2F2F2"/>
+      </w:pPr>
+      <w:r>
+        <w:rPr>
+          <w:rFonts w:ascii="Consolas" w:hAnsi="Consolas"/>
+          <w:sz w:val="18"/>
+        </w:rPr>
+        <w:t xml:space="preserve">    public static function middleware(): array</w:t>
+      </w:r>
+    </w:p>
+    <w:p>
+      <w:pPr>
+        <w:ind w:left="240"/>
+        <w:spacing w:after="0"/>
+        <w:shd w:val="clear" w:fill="F2F2F2"/>
+      </w:pPr>
+      <w:r>
+        <w:rPr>
+          <w:rFonts w:ascii="Consolas" w:hAnsi="Consolas"/>
+          <w:sz w:val="18"/>
+        </w:rPr>
+        <w:t xml:space="preserve">    {</w:t>
+      </w:r>
+    </w:p>
+    <w:p>
+      <w:pPr>
+        <w:ind w:left="240"/>
+        <w:spacing w:after="0"/>
+        <w:shd w:val="clear" w:fill="F2F2F2"/>
+      </w:pPr>
+      <w:r>
+        <w:rPr>
+          <w:rFonts w:ascii="Consolas" w:hAnsi="Consolas"/>
+          <w:sz w:val="18"/>
+        </w:rPr>
+        <w:t xml:space="preserve">        return [</w:t>
+      </w:r>
+    </w:p>
+    <w:p>
+      <w:pPr>
+        <w:ind w:left="240"/>
+        <w:spacing w:after="0"/>
+        <w:shd w:val="clear" w:fill="F2F2F2"/>
+      </w:pPr>
+      <w:r>
+        <w:rPr>
+          <w:rFonts w:ascii="Consolas" w:hAnsi="Consolas"/>
+          <w:sz w:val="18"/>
+        </w:rPr>
+        <w:t xml:space="preserve">            new Middleware('permission:products.view', only: ['index', 'show']),</w:t>
+      </w:r>
+    </w:p>
+    <w:p>
+      <w:pPr>
+        <w:ind w:left="240"/>
+        <w:spacing w:after="0"/>
+        <w:shd w:val="clear" w:fill="F2F2F2"/>
+      </w:pPr>
+      <w:r>
+        <w:rPr>
+          <w:rFonts w:ascii="Consolas" w:hAnsi="Consolas"/>
+          <w:sz w:val="18"/>
+        </w:rPr>
+        <w:t xml:space="preserve">            new Middleware('permission:products.create', only: ['store']),</w:t>
+      </w:r>
+    </w:p>
+    <w:p>
+      <w:pPr>
+        <w:ind w:left="240"/>
+        <w:spacing w:after="0"/>
+        <w:shd w:val="clear" w:fill="F2F2F2"/>
+      </w:pPr>
+      <w:r>
+        <w:rPr>
+          <w:rFonts w:ascii="Consolas" w:hAnsi="Consolas"/>
+          <w:sz w:val="18"/>
+        </w:rPr>
+        <w:t xml:space="preserve">            new Middleware('permission:products.update', only: ['update']),</w:t>
+      </w:r>
+    </w:p>
+    <w:p>
+      <w:pPr>
+        <w:ind w:left="240"/>
+        <w:spacing w:after="0"/>
+        <w:shd w:val="clear" w:fill="F2F2F2"/>
+      </w:pPr>
+      <w:r>
+        <w:rPr>
+          <w:rFonts w:ascii="Consolas" w:hAnsi="Consolas"/>
+          <w:sz w:val="18"/>
+        </w:rPr>
+        <w:t xml:space="preserve">            new Middleware('permission:products.delete', only: ['destroy']),</w:t>
+      </w:r>
+    </w:p>
+    <w:p>
+      <w:pPr>
+        <w:ind w:left="240"/>
+        <w:spacing w:after="0"/>
+        <w:shd w:val="clear" w:fill="F2F2F2"/>
+      </w:pPr>
+      <w:r>
+        <w:rPr>
+          <w:rFonts w:ascii="Consolas" w:hAnsi="Consolas"/>
+          <w:sz w:val="18"/>
+        </w:rPr>
+        <w:t xml:space="preserve">        ];</w:t>
+      </w:r>
+    </w:p>
+    <w:p>
+      <w:pPr>
+        <w:ind w:left="240"/>
+        <w:spacing w:after="0"/>
+        <w:shd w:val="clear" w:fill="F2F2F2"/>
+      </w:pPr>
+      <w:r>
+        <w:rPr>
+          <w:rFonts w:ascii="Consolas" w:hAnsi="Consolas"/>
+          <w:sz w:val="18"/>
+        </w:rPr>
+        <w:t xml:space="preserve">    }</w:t>
+      </w:r>
+    </w:p>
+    <w:p>
+      <w:pPr>
+        <w:ind w:left="240"/>
+        <w:spacing w:after="0"/>
+        <w:shd w:val="clear" w:fill="F2F2F2"/>
+      </w:pPr>
+      <w:r>
+        <w:rPr>
+          <w:rFonts w:ascii="Consolas" w:hAnsi="Consolas"/>
+          <w:sz w:val="18"/>
+        </w:rPr>
+        <w:t xml:space="preserve">    // index(), store(), show(), update(), destroy() ...</w:t>
+      </w:r>
+    </w:p>
+    <w:p>
+      <w:pPr>
+        <w:ind w:left="240"/>
+        <w:spacing w:after="160"/>
+        <w:shd w:val="clear" w:fill="F2F2F2"/>
+      </w:pPr>
+      <w:r>
+        <w:rPr>
+          <w:rFonts w:ascii="Consolas" w:hAnsi="Consolas"/>
+          <w:sz w:val="18"/>
+        </w:rPr>
+        <w:t xml:space="preserve">}</w:t>
+      </w:r>
+    </w:p>
+    <w:p>
+      <w:pPr>
+        <w:spacing w:after="120"/>
+        <w:ind w:left="240"/>
+      </w:pPr>
+      <w:r>
+        <w:rPr>
+          <w:b/>
+        </w:rPr>
         <w:t xml:space="preserve">Áp dụng cho: </w:t>
       </w:r>
       <w:r>
-        <w:t xml:space="preserve">Toàn bộ route API nghiệp vụ — auth:sanctum (xác thực) rồi tới permission:{module}.{action} (phân quyền RBAC) trước khi vào Controller.</w:t>
+        <w:t xml:space="preserve">Toàn bộ route API nghiệp vụ — auth:sanctum (xác thực) rồi tới permission:{module}.{action} (phân quyền RBAC) trước khi vào Controller. Áp dụng đồng nhất cho mọi Controller: ProductController, OrderController, EmployeeController, RoleController...</w:t>
       </w:r>
     </w:p>
     <w:p>
@@ -291,7 +1599,7 @@
         <w:t xml:space="preserve">Mô tả: </w:t>
       </w:r>
       <w:r>
-        <w:t xml:space="preserve">Dùng cơ chế Middleware Pipeline có sẵn của Laravel: mỗi Controller implements HasMiddleware và khai báo static function middleware() trả về danh sách Middleware theo từng action (index/store/update/destroy...). Request phải đi qua từng middleware theo thứ tự; middleware nào chặn (401/403) thì dừng lại, không tới Controller.</w:t>
+        <w:t xml:space="preserve">Dùng cơ chế Middleware Pipeline có sẵn của Laravel: mỗi Controller implements HasMiddleware và khai báo static function middleware() trả về danh sách Middleware theo từng action. Request phải đi qua từng middleware theo thứ tự (auth:sanctum ở routes/api.php trước, rồi permission:xxx theo action); middleware nào chặn (401/403) thì dừng lại ngay, không tới Controller.</w:t>
       </w:r>
     </w:p>
     <w:p>
@@ -326,7 +1634,7 @@
     </w:p>
     <w:p>
       <w:pPr>
-        <w:spacing w:before="240" w:after="120"/>
+        <w:spacing w:before="280" w:after="80"/>
       </w:pPr>
       <w:r>
         <w:rPr>
@@ -345,10 +1653,253 @@
         <w:rPr>
           <w:b/>
         </w:rPr>
+        <w:t xml:space="preserve">File: </w:t>
+      </w:r>
+      <w:r>
+        <w:rPr>
+          <w:rFonts w:ascii="Consolas" w:hAnsi="Consolas"/>
+          <w:sz w:val="18"/>
+        </w:rPr>
+        <w:t xml:space="preserve">app/Http/Resources/ProductResource.php</w:t>
+      </w:r>
+    </w:p>
+    <w:p>
+      <w:pPr>
+        <w:ind w:left="240"/>
+        <w:spacing w:after="0"/>
+        <w:shd w:val="clear" w:fill="F2F2F2"/>
+      </w:pPr>
+      <w:r>
+        <w:rPr>
+          <w:rFonts w:ascii="Consolas" w:hAnsi="Consolas"/>
+          <w:sz w:val="18"/>
+        </w:rPr>
+        <w:t xml:space="preserve">class ProductResource extends JsonResource</w:t>
+      </w:r>
+    </w:p>
+    <w:p>
+      <w:pPr>
+        <w:ind w:left="240"/>
+        <w:spacing w:after="0"/>
+        <w:shd w:val="clear" w:fill="F2F2F2"/>
+      </w:pPr>
+      <w:r>
+        <w:rPr>
+          <w:rFonts w:ascii="Consolas" w:hAnsi="Consolas"/>
+          <w:sz w:val="18"/>
+        </w:rPr>
+        <w:t xml:space="preserve">{</w:t>
+      </w:r>
+    </w:p>
+    <w:p>
+      <w:pPr>
+        <w:ind w:left="240"/>
+        <w:spacing w:after="0"/>
+        <w:shd w:val="clear" w:fill="F2F2F2"/>
+      </w:pPr>
+      <w:r>
+        <w:rPr>
+          <w:rFonts w:ascii="Consolas" w:hAnsi="Consolas"/>
+          <w:sz w:val="18"/>
+        </w:rPr>
+        <w:t xml:space="preserve">    public function toArray(Request $request): array</w:t>
+      </w:r>
+    </w:p>
+    <w:p>
+      <w:pPr>
+        <w:ind w:left="240"/>
+        <w:spacing w:after="0"/>
+        <w:shd w:val="clear" w:fill="F2F2F2"/>
+      </w:pPr>
+      <w:r>
+        <w:rPr>
+          <w:rFonts w:ascii="Consolas" w:hAnsi="Consolas"/>
+          <w:sz w:val="18"/>
+        </w:rPr>
+        <w:t xml:space="preserve">    {</w:t>
+      </w:r>
+    </w:p>
+    <w:p>
+      <w:pPr>
+        <w:ind w:left="240"/>
+        <w:spacing w:after="0"/>
+        <w:shd w:val="clear" w:fill="F2F2F2"/>
+      </w:pPr>
+      <w:r>
+        <w:rPr>
+          <w:rFonts w:ascii="Consolas" w:hAnsi="Consolas"/>
+          <w:sz w:val="18"/>
+        </w:rPr>
+        <w:t xml:space="preserve">        return [</w:t>
+      </w:r>
+    </w:p>
+    <w:p>
+      <w:pPr>
+        <w:ind w:left="240"/>
+        <w:spacing w:after="0"/>
+        <w:shd w:val="clear" w:fill="F2F2F2"/>
+      </w:pPr>
+      <w:r>
+        <w:rPr>
+          <w:rFonts w:ascii="Consolas" w:hAnsi="Consolas"/>
+          <w:sz w:val="18"/>
+        </w:rPr>
+        <w:t xml:space="preserve">            'id' =&gt; $this-&gt;id,</w:t>
+      </w:r>
+    </w:p>
+    <w:p>
+      <w:pPr>
+        <w:ind w:left="240"/>
+        <w:spacing w:after="0"/>
+        <w:shd w:val="clear" w:fill="F2F2F2"/>
+      </w:pPr>
+      <w:r>
+        <w:rPr>
+          <w:rFonts w:ascii="Consolas" w:hAnsi="Consolas"/>
+          <w:sz w:val="18"/>
+        </w:rPr>
+        <w:t xml:space="preserve">            'sku' =&gt; $this-&gt;sku,</w:t>
+      </w:r>
+    </w:p>
+    <w:p>
+      <w:pPr>
+        <w:ind w:left="240"/>
+        <w:spacing w:after="0"/>
+        <w:shd w:val="clear" w:fill="F2F2F2"/>
+      </w:pPr>
+      <w:r>
+        <w:rPr>
+          <w:rFonts w:ascii="Consolas" w:hAnsi="Consolas"/>
+          <w:sz w:val="18"/>
+        </w:rPr>
+        <w:t xml:space="preserve">            'name' =&gt; $this-&gt;name,</w:t>
+      </w:r>
+    </w:p>
+    <w:p>
+      <w:pPr>
+        <w:ind w:left="240"/>
+        <w:spacing w:after="0"/>
+        <w:shd w:val="clear" w:fill="F2F2F2"/>
+      </w:pPr>
+      <w:r>
+        <w:rPr>
+          <w:rFonts w:ascii="Consolas" w:hAnsi="Consolas"/>
+          <w:sz w:val="18"/>
+        </w:rPr>
+        <w:t xml:space="preserve">            'category' =&gt; new CategoryResource($this-&gt;whenLoaded('category')),</w:t>
+      </w:r>
+    </w:p>
+    <w:p>
+      <w:pPr>
+        <w:ind w:left="240"/>
+        <w:spacing w:after="0"/>
+        <w:shd w:val="clear" w:fill="F2F2F2"/>
+      </w:pPr>
+      <w:r>
+        <w:rPr>
+          <w:rFonts w:ascii="Consolas" w:hAnsi="Consolas"/>
+          <w:sz w:val="18"/>
+        </w:rPr>
+        <w:t xml:space="preserve">            'sale_price' =&gt; $this-&gt;sale_price,</w:t>
+      </w:r>
+    </w:p>
+    <w:p>
+      <w:pPr>
+        <w:ind w:left="240"/>
+        <w:spacing w:after="0"/>
+        <w:shd w:val="clear" w:fill="F2F2F2"/>
+      </w:pPr>
+      <w:r>
+        <w:rPr>
+          <w:rFonts w:ascii="Consolas" w:hAnsi="Consolas"/>
+          <w:sz w:val="18"/>
+        </w:rPr>
+        <w:t xml:space="preserve">            'is_serialized' =&gt; $this-&gt;is_serialized,</w:t>
+      </w:r>
+    </w:p>
+    <w:p>
+      <w:pPr>
+        <w:ind w:left="240"/>
+        <w:spacing w:after="0"/>
+        <w:shd w:val="clear" w:fill="F2F2F2"/>
+      </w:pPr>
+      <w:r>
+        <w:rPr>
+          <w:rFonts w:ascii="Consolas" w:hAnsi="Consolas"/>
+          <w:sz w:val="18"/>
+        </w:rPr>
+        <w:t xml:space="preserve">            'images' =&gt; ProductImageResource::collection($this-&gt;whenLoaded('images')),</w:t>
+      </w:r>
+    </w:p>
+    <w:p>
+      <w:pPr>
+        <w:ind w:left="240"/>
+        <w:spacing w:after="0"/>
+        <w:shd w:val="clear" w:fill="F2F2F2"/>
+      </w:pPr>
+      <w:r>
+        <w:rPr>
+          <w:rFonts w:ascii="Consolas" w:hAnsi="Consolas"/>
+          <w:sz w:val="18"/>
+        </w:rPr>
+        <w:t xml:space="preserve">            // ...</w:t>
+      </w:r>
+    </w:p>
+    <w:p>
+      <w:pPr>
+        <w:ind w:left="240"/>
+        <w:spacing w:after="0"/>
+        <w:shd w:val="clear" w:fill="F2F2F2"/>
+      </w:pPr>
+      <w:r>
+        <w:rPr>
+          <w:rFonts w:ascii="Consolas" w:hAnsi="Consolas"/>
+          <w:sz w:val="18"/>
+        </w:rPr>
+        <w:t xml:space="preserve">        ];</w:t>
+      </w:r>
+    </w:p>
+    <w:p>
+      <w:pPr>
+        <w:ind w:left="240"/>
+        <w:spacing w:after="0"/>
+        <w:shd w:val="clear" w:fill="F2F2F2"/>
+      </w:pPr>
+      <w:r>
+        <w:rPr>
+          <w:rFonts w:ascii="Consolas" w:hAnsi="Consolas"/>
+          <w:sz w:val="18"/>
+        </w:rPr>
+        <w:t xml:space="preserve">    }</w:t>
+      </w:r>
+    </w:p>
+    <w:p>
+      <w:pPr>
+        <w:ind w:left="240"/>
+        <w:spacing w:after="160"/>
+        <w:shd w:val="clear" w:fill="F2F2F2"/>
+      </w:pPr>
+      <w:r>
+        <w:rPr>
+          <w:rFonts w:ascii="Consolas" w:hAnsi="Consolas"/>
+          <w:sz w:val="18"/>
+        </w:rPr>
+        <w:t xml:space="preserve">}</w:t>
+      </w:r>
+    </w:p>
+    <w:p>
+      <w:pPr>
+        <w:spacing w:after="120"/>
+        <w:ind w:left="240"/>
+      </w:pPr>
+      <w:r>
+        <w:rPr>
+          <w:b/>
+        </w:rPr>
         <w:t xml:space="preserve">Áp dụng cho: </w:t>
       </w:r>
       <w:r>
-        <w:t xml:space="preserve">Toàn bộ response API — CategoryResource, ProductResource, WarehouseResource, ProductStockResource, ProductUnitResource, StockMovementResource, OrderResource, OrderItemResource...</w:t>
+        <w:t xml:space="preserve">Toàn bộ response API — CategoryResource, ProductResource, WarehouseResource, OrderResource, EmployeeResource, RoleResource...</w:t>
       </w:r>
     </w:p>
     <w:p>
@@ -363,7 +1914,7 @@
         <w:t xml:space="preserve">Mô tả: </w:t>
       </w:r>
       <w:r>
-        <w:t xml:space="preserve">Mỗi Eloquent Model khi trả ra API đều đi qua một class Resource (extends JsonResource) để quy định chính xác field nào được xuất ra, đổi tên nếu cần, và lồng quan hệ (category, images, items...) một cách tường minh.</w:t>
+        <w:t xml:space="preserve">Mỗi Eloquent Model khi trả ra API đều đi qua một class Resource (extends JsonResource) để quy định chính xác field nào được xuất ra, đổi tên nếu cần, và lồng quan hệ (category, images, items, role...) một cách tường minh — thích nghi (adapt) cấu trúc DB sang hợp đồng JSON ổn định cho frontend.</w:t>
       </w:r>
     </w:p>
     <w:p>
@@ -398,7 +1949,7 @@
     </w:p>
     <w:p>
       <w:pPr>
-        <w:spacing w:before="240" w:after="120"/>
+        <w:spacing w:before="280" w:after="80"/>
       </w:pPr>
       <w:r>
         <w:rPr>
@@ -417,10 +1968,169 @@
         <w:rPr>
           <w:b/>
         </w:rPr>
+        <w:t xml:space="preserve">File: </w:t>
+      </w:r>
+      <w:r>
+        <w:rPr>
+          <w:rFonts w:ascii="Consolas" w:hAnsi="Consolas"/>
+          <w:sz w:val="18"/>
+        </w:rPr>
+        <w:t xml:space="preserve">app/Http/Controllers/Api/ProductController.php</w:t>
+      </w:r>
+    </w:p>
+    <w:p>
+      <w:pPr>
+        <w:ind w:left="240"/>
+        <w:spacing w:after="0"/>
+        <w:shd w:val="clear" w:fill="F2F2F2"/>
+      </w:pPr>
+      <w:r>
+        <w:rPr>
+          <w:rFonts w:ascii="Consolas" w:hAnsi="Consolas"/>
+          <w:sz w:val="18"/>
+        </w:rPr>
+        <w:t xml:space="preserve">$products = Product::query()</w:t>
+      </w:r>
+    </w:p>
+    <w:p>
+      <w:pPr>
+        <w:ind w:left="240"/>
+        <w:spacing w:after="0"/>
+        <w:shd w:val="clear" w:fill="F2F2F2"/>
+      </w:pPr>
+      <w:r>
+        <w:rPr>
+          <w:rFonts w:ascii="Consolas" w:hAnsi="Consolas"/>
+          <w:sz w:val="18"/>
+        </w:rPr>
+        <w:t xml:space="preserve">    -&gt;with(['category', 'images'])</w:t>
+      </w:r>
+    </w:p>
+    <w:p>
+      <w:pPr>
+        <w:ind w:left="240"/>
+        <w:spacing w:after="0"/>
+        <w:shd w:val="clear" w:fill="F2F2F2"/>
+      </w:pPr>
+      <w:r>
+        <w:rPr>
+          <w:rFonts w:ascii="Consolas" w:hAnsi="Consolas"/>
+          <w:sz w:val="18"/>
+        </w:rPr>
+        <w:t xml:space="preserve">    -&gt;when($request-&gt;filled('q'), function ($query) use ($request) {</w:t>
+      </w:r>
+    </w:p>
+    <w:p>
+      <w:pPr>
+        <w:ind w:left="240"/>
+        <w:spacing w:after="0"/>
+        <w:shd w:val="clear" w:fill="F2F2F2"/>
+      </w:pPr>
+      <w:r>
+        <w:rPr>
+          <w:rFonts w:ascii="Consolas" w:hAnsi="Consolas"/>
+          <w:sz w:val="18"/>
+        </w:rPr>
+        <w:t xml:space="preserve">        $term = '%'.$request-&gt;string('q').'%';</w:t>
+      </w:r>
+    </w:p>
+    <w:p>
+      <w:pPr>
+        <w:ind w:left="240"/>
+        <w:spacing w:after="0"/>
+        <w:shd w:val="clear" w:fill="F2F2F2"/>
+      </w:pPr>
+      <w:r>
+        <w:rPr>
+          <w:rFonts w:ascii="Consolas" w:hAnsi="Consolas"/>
+          <w:sz w:val="18"/>
+        </w:rPr>
+        <w:t xml:space="preserve">        $query-&gt;where(fn ($q) =&gt; $q-&gt;where('name', 'like', $term)-&gt;orWhere('sku', 'like', $term));</w:t>
+      </w:r>
+    </w:p>
+    <w:p>
+      <w:pPr>
+        <w:ind w:left="240"/>
+        <w:spacing w:after="0"/>
+        <w:shd w:val="clear" w:fill="F2F2F2"/>
+      </w:pPr>
+      <w:r>
+        <w:rPr>
+          <w:rFonts w:ascii="Consolas" w:hAnsi="Consolas"/>
+          <w:sz w:val="18"/>
+        </w:rPr>
+        <w:t xml:space="preserve">    })</w:t>
+      </w:r>
+    </w:p>
+    <w:p>
+      <w:pPr>
+        <w:ind w:left="240"/>
+        <w:spacing w:after="0"/>
+        <w:shd w:val="clear" w:fill="F2F2F2"/>
+      </w:pPr>
+      <w:r>
+        <w:rPr>
+          <w:rFonts w:ascii="Consolas" w:hAnsi="Consolas"/>
+          <w:sz w:val="18"/>
+        </w:rPr>
+        <w:t xml:space="preserve">    -&gt;when($request-&gt;filled('category_id'), fn ($query) =&gt; $query-&gt;where('category_id', $request-&gt;integer('category_id')))</w:t>
+      </w:r>
+    </w:p>
+    <w:p>
+      <w:pPr>
+        <w:ind w:left="240"/>
+        <w:spacing w:after="0"/>
+        <w:shd w:val="clear" w:fill="F2F2F2"/>
+      </w:pPr>
+      <w:r>
+        <w:rPr>
+          <w:rFonts w:ascii="Consolas" w:hAnsi="Consolas"/>
+          <w:sz w:val="18"/>
+        </w:rPr>
+        <w:t xml:space="preserve">    -&gt;when($request-&gt;filled('is_active'), fn ($query) =&gt; $query-&gt;where('is_active', $request-&gt;boolean('is_active')))</w:t>
+      </w:r>
+    </w:p>
+    <w:p>
+      <w:pPr>
+        <w:ind w:left="240"/>
+        <w:spacing w:after="0"/>
+        <w:shd w:val="clear" w:fill="F2F2F2"/>
+      </w:pPr>
+      <w:r>
+        <w:rPr>
+          <w:rFonts w:ascii="Consolas" w:hAnsi="Consolas"/>
+          <w:sz w:val="18"/>
+        </w:rPr>
+        <w:t xml:space="preserve">    -&gt;orderBy('name')</w:t>
+      </w:r>
+    </w:p>
+    <w:p>
+      <w:pPr>
+        <w:ind w:left="240"/>
+        <w:spacing w:after="160"/>
+        <w:shd w:val="clear" w:fill="F2F2F2"/>
+      </w:pPr>
+      <w:r>
+        <w:rPr>
+          <w:rFonts w:ascii="Consolas" w:hAnsi="Consolas"/>
+          <w:sz w:val="18"/>
+        </w:rPr>
+        <w:t xml:space="preserve">    -&gt;paginate($request-&gt;integer('per_page', 15));</w:t>
+      </w:r>
+    </w:p>
+    <w:p>
+      <w:pPr>
+        <w:spacing w:after="120"/>
+        <w:ind w:left="240"/>
+      </w:pPr>
+      <w:r>
+        <w:rPr>
+          <w:b/>
+        </w:rPr>
         <w:t xml:space="preserve">Áp dụng cho: </w:t>
       </w:r>
       <w:r>
-        <w:t xml:space="preserve">Các API index() có filter động — ProductController::index (lọc theo q, category_id, is_active), OrderController::index (lọc theo status, warehouse_id, customer_id), StockController::movements...</w:t>
+        <w:t xml:space="preserve">Các API index() có filter động — ProductController, OrderController (status, warehouse_id, customer_id), StockController::movements, EmployeeController (q, role_id, is_active)...</w:t>
       </w:r>
     </w:p>
     <w:p>
@@ -435,7 +2145,7 @@
         <w:t xml:space="preserve">Mô tả: </w:t>
       </w:r>
       <w:r>
-        <w:t xml:space="preserve">Dùng -&gt;when($condition, fn($query) =&gt; ...) nối chuỗi trên Eloquent Query Builder để chỉ thêm điều kiện WHERE khi client thực sự gửi tham số đó lên, thay vì viết nhiều câu if với nhiều biến $query riêng.</w:t>
+        <w:t xml:space="preserve">Dùng -&gt;when($condition, fn($query) =&gt; ...) nối chuỗi trên Eloquent Query Builder để chỉ thêm điều kiện WHERE khi client thực sự gửi tham số đó lên, thay vì viết nhiều câu if với nhiều biến $query riêng — mỗi lời gọi trả về chính đối tượng Builder để nối tiếp (method chaining), đúng bản chất Builder Pattern.</w:t>
       </w:r>
     </w:p>
     <w:p>
@@ -470,7 +2180,7 @@
     </w:p>
     <w:p>
       <w:pPr>
-        <w:spacing w:before="240" w:after="120"/>
+        <w:spacing w:before="280" w:after="80"/>
       </w:pPr>
       <w:r>
         <w:rPr>
@@ -489,10 +2199,183 @@
         <w:rPr>
           <w:b/>
         </w:rPr>
+        <w:t xml:space="preserve">File: </w:t>
+      </w:r>
+      <w:r>
+        <w:rPr>
+          <w:rFonts w:ascii="Consolas" w:hAnsi="Consolas"/>
+          <w:sz w:val="18"/>
+        </w:rPr>
+        <w:t xml:space="preserve">app/Http/Controllers/Api/WarehouseController.php</w:t>
+      </w:r>
+    </w:p>
+    <w:p>
+      <w:pPr>
+        <w:ind w:left="240"/>
+        <w:spacing w:after="0"/>
+        <w:shd w:val="clear" w:fill="F2F2F2"/>
+      </w:pPr>
+      <w:r>
+        <w:rPr>
+          <w:rFonts w:ascii="Consolas" w:hAnsi="Consolas"/>
+          <w:sz w:val="18"/>
+        </w:rPr>
+        <w:t xml:space="preserve">public function store(StoreWarehouseRequest $request): JsonResponse</w:t>
+      </w:r>
+    </w:p>
+    <w:p>
+      <w:pPr>
+        <w:ind w:left="240"/>
+        <w:spacing w:after="0"/>
+        <w:shd w:val="clear" w:fill="F2F2F2"/>
+      </w:pPr>
+      <w:r>
+        <w:rPr>
+          <w:rFonts w:ascii="Consolas" w:hAnsi="Consolas"/>
+          <w:sz w:val="18"/>
+        </w:rPr>
+        <w:t xml:space="preserve">{</w:t>
+      </w:r>
+    </w:p>
+    <w:p>
+      <w:pPr>
+        <w:ind w:left="240"/>
+        <w:spacing w:after="0"/>
+        <w:shd w:val="clear" w:fill="F2F2F2"/>
+      </w:pPr>
+      <w:r>
+        <w:rPr>
+          <w:rFonts w:ascii="Consolas" w:hAnsi="Consolas"/>
+          <w:sz w:val="18"/>
+        </w:rPr>
+        <w:t xml:space="preserve">    $warehouse = DB::transaction(function () use ($request) {</w:t>
+      </w:r>
+    </w:p>
+    <w:p>
+      <w:pPr>
+        <w:ind w:left="240"/>
+        <w:spacing w:after="0"/>
+        <w:shd w:val="clear" w:fill="F2F2F2"/>
+      </w:pPr>
+      <w:r>
+        <w:rPr>
+          <w:rFonts w:ascii="Consolas" w:hAnsi="Consolas"/>
+          <w:sz w:val="18"/>
+        </w:rPr>
+        <w:t xml:space="preserve">        if ($request-&gt;boolean('is_default')) {</w:t>
+      </w:r>
+    </w:p>
+    <w:p>
+      <w:pPr>
+        <w:ind w:left="240"/>
+        <w:spacing w:after="0"/>
+        <w:shd w:val="clear" w:fill="F2F2F2"/>
+      </w:pPr>
+      <w:r>
+        <w:rPr>
+          <w:rFonts w:ascii="Consolas" w:hAnsi="Consolas"/>
+          <w:sz w:val="18"/>
+        </w:rPr>
+        <w:t xml:space="preserve">            Warehouse::where('is_default', true)-&gt;update(['is_default' =&gt; false]);</w:t>
+      </w:r>
+    </w:p>
+    <w:p>
+      <w:pPr>
+        <w:ind w:left="240"/>
+        <w:spacing w:after="0"/>
+        <w:shd w:val="clear" w:fill="F2F2F2"/>
+      </w:pPr>
+      <w:r>
+        <w:rPr>
+          <w:rFonts w:ascii="Consolas" w:hAnsi="Consolas"/>
+          <w:sz w:val="18"/>
+        </w:rPr>
+        <w:t xml:space="preserve">        }</w:t>
+      </w:r>
+    </w:p>
+    <w:p>
+      <w:pPr>
+        <w:ind w:left="240"/>
+        <w:spacing w:after="0"/>
+        <w:shd w:val="clear" w:fill="F2F2F2"/>
+      </w:pPr>
+      <w:r>
+        <w:rPr>
+          <w:rFonts w:ascii="Consolas" w:hAnsi="Consolas"/>
+          <w:sz w:val="18"/>
+        </w:rPr>
+        <w:t xml:space="preserve">        return Warehouse::create($request-&gt;validated())-&gt;refresh();</w:t>
+      </w:r>
+    </w:p>
+    <w:p>
+      <w:pPr>
+        <w:ind w:left="240"/>
+        <w:spacing w:after="0"/>
+        <w:shd w:val="clear" w:fill="F2F2F2"/>
+      </w:pPr>
+      <w:r>
+        <w:rPr>
+          <w:rFonts w:ascii="Consolas" w:hAnsi="Consolas"/>
+          <w:sz w:val="18"/>
+        </w:rPr>
+        <w:t xml:space="preserve">    });</w:t>
+      </w:r>
+    </w:p>
+    <w:p>
+      <w:pPr>
+        <w:ind w:left="240"/>
+        <w:spacing w:after="0"/>
+        <w:shd w:val="clear" w:fill="F2F2F2"/>
+      </w:pPr>
+      <w:r>
+        <w:rPr>
+          <w:rFonts w:ascii="Consolas" w:hAnsi="Consolas"/>
+          <w:sz w:val="18"/>
+        </w:rPr>
+        <w:t xml:space="preserve"> </w:t>
+      </w:r>
+    </w:p>
+    <w:p>
+      <w:pPr>
+        <w:ind w:left="240"/>
+        <w:spacing w:after="0"/>
+        <w:shd w:val="clear" w:fill="F2F2F2"/>
+      </w:pPr>
+      <w:r>
+        <w:rPr>
+          <w:rFonts w:ascii="Consolas" w:hAnsi="Consolas"/>
+          <w:sz w:val="18"/>
+        </w:rPr>
+        <w:t xml:space="preserve">    return response()-&gt;json(['data' =&gt; new WarehouseResource($warehouse)], 201);</w:t>
+      </w:r>
+    </w:p>
+    <w:p>
+      <w:pPr>
+        <w:ind w:left="240"/>
+        <w:spacing w:after="160"/>
+        <w:shd w:val="clear" w:fill="F2F2F2"/>
+      </w:pPr>
+      <w:r>
+        <w:rPr>
+          <w:rFonts w:ascii="Consolas" w:hAnsi="Consolas"/>
+          <w:sz w:val="18"/>
+        </w:rPr>
+        <w:t xml:space="preserve">}</w:t>
+      </w:r>
+    </w:p>
+    <w:p>
+      <w:pPr>
+        <w:spacing w:after="120"/>
+        <w:ind w:left="240"/>
+      </w:pPr>
+      <w:r>
+        <w:rPr>
+          <w:b/>
+        </w:rPr>
         <w:t xml:space="preserve">Áp dụng cho: </w:t>
       </w:r>
       <w:r>
-        <w:t xml:space="preserve">Mọi nơi cần transaction DB (DB::transaction trong OrderService, InventoryService, WarehouseController) và lưu file ảnh sản phẩm (Storage::disk('public') trong ProductImageController).</w:t>
+        <w:t xml:space="preserve">Mọi nơi cần transaction DB (DB::transaction trong OrderService, InventoryService, WarehouseController) và lưu file ảnh (Storage::disk('public') trong ImageOptimizer, MediaController).</w:t>
       </w:r>
     </w:p>
     <w:p>
@@ -507,7 +2390,7 @@
         <w:t xml:space="preserve">Mô tả: </w:t>
       </w:r>
       <w:r>
-        <w:t xml:space="preserve">DB, Storage là các Facade tĩnh của Laravel, che giấu việc lấy instance thật ra khỏi service container, cho phép gọi như hàm tĩnh (DB::transaction(fn () =&gt; ...)) nhưng thực chất vẫn resolve từ container nên vẫn test/fake được.</w:t>
+        <w:t xml:space="preserve">DB, Storage là các Facade tĩnh của Laravel, che giấu việc lấy instance thật (Connection, FilesystemManager) ra khỏi service container, cho phép gọi như hàm tĩnh (DB::transaction(fn () =&gt; ...)) nhưng thực chất vẫn resolve từ container nên vẫn test/fake được (Storage::fake() trong test).</w:t>
       </w:r>
     </w:p>
     <w:p>
@@ -522,7 +2405,7 @@
         <w:t xml:space="preserve">Lý do chọn / Lợi ích: </w:t>
       </w:r>
       <w:r>
-        <w:t xml:space="preserve">Cú pháp ngắn gọn, đúng convention toàn bộ codebase Laravel sẵn có (AuthController cũng dùng Auth:: Facade); giảm boilerplate constructor injection cho những dependency ít khi cần mock riêng.</w:t>
+        <w:t xml:space="preserve">Cú pháp ngắn gọn, đúng convention toàn bộ codebase Laravel sẵn có (AuthController cũng từng dùng Auth:: Facade); giảm boilerplate constructor injection cho những dependency ít khi cần mock riêng.</w:t>
       </w:r>
     </w:p>
     <w:p>
@@ -537,7 +2420,7 @@
         <w:t xml:space="preserve">Hạn chế: </w:t>
       </w:r>
       <w:r>
-        <w:t xml:space="preserve">Facade ẩn đi dependency thực sự của class (không thấy rõ trong constructor); nếu lạm dụng có thể làm class khó test cách ly hoàn toàn — ở đây chấp nhận đánh đổi vì Laravel hỗ trợ tốt việc fake (Storage::fake(), DB transaction thật trong RefreshDatabase).</w:t>
+        <w:t xml:space="preserve">Facade ẩn đi dependency thực sự của class (không thấy rõ trong constructor); nếu lạm dụng có thể làm class khó test cách ly hoàn toàn — ở đây chấp nhận đánh đổi vì Laravel hỗ trợ tốt việc fake.</w:t>
       </w:r>
     </w:p>
     <w:p>
@@ -549,15 +2432,15 @@
           <w:b/>
           <w:sz w:val="26"/>
         </w:rPr>
-        <w:t xml:space="preserve">Ghi chú — mẫu dự kiến, chưa triển khai trong phạm vi lần này</w:t>
-      </w:r>
-    </w:p>
-    <w:p>
-      <w:pPr>
-        <w:ind w:left="240"/>
-      </w:pPr>
-      <w:r>
-        <w:t xml:space="preserve">Singleton Pattern: giao diện Vue đã có ghi chú dự kiến nối module Cấu hình hệ thống (Settings) với một SettingsManager theo mẫu Singleton (đảm bảo chỉ một instance đọc/ghi bảng settings dùng chung toàn hệ thống). Module Cấu hình hệ thống chưa nằm trong phạm vi 3 module lõi lần này nên pattern này CHƯA được lập trình, chỉ nêu ở đây để theo dõi cho lần triển khai kế tiếp.</w:t>
+        <w:t xml:space="preserve">Ghi chú — mẫu dự kiến, chưa triển khai trong phạm vi hiện tại</w:t>
+      </w:r>
+    </w:p>
+    <w:p>
+      <w:pPr>
+        <w:ind w:left="240"/>
+      </w:pPr>
+      <w:r>
+        <w:t xml:space="preserve">Singleton Pattern: giao diện Vue có ghi chú dự kiến nối module Cấu hình hệ thống (Settings) với một SettingsManager theo mẫu Singleton (đảm bảo chỉ một instance đọc/ghi bảng settings dùng chung toàn hệ thống). Module Cấu hình hệ thống chưa được lập trình, chỉ nêu ở đây để theo dõi cho lần triển khai kế tiếp.</w:t>
       </w:r>
     </w:p>
     <w:sectPr>
